--- a/RFI-Docs/VA IRB TALKING POINTS (Q&A).docx
+++ b/RFI-Docs/VA IRB TALKING POINTS (Q&A).docx
@@ -4,7 +4,121 @@
   <w:body>
     <w:p>
       <w:pPr>
-        <w:jc w:val="center"/>
+        <w:jc w:val="left"/>
+      </w:pPr>
+      <w:r>
+        <w:rPr>
+          <w:color w:val="646464"/>
+          <w:sz w:val="18"/>
+        </w:rPr>
+        <w:t>Document: VA IRB TALKING POINTS (Q&amp;A).docx</w:t>
+      </w:r>
+    </w:p>
+    <w:p>
+      <w:pPr>
+        <w:jc w:val="left"/>
+      </w:pPr>
+      <w:r>
+        <w:rPr>
+          <w:color w:val="646464"/>
+          <w:sz w:val="18"/>
+        </w:rPr>
+        <w:t>Title: VA IRB TALKING POINTS (Q&amp;A)</w:t>
+      </w:r>
+    </w:p>
+    <w:p>
+      <w:pPr>
+        <w:jc w:val="left"/>
+      </w:pPr>
+      <w:r>
+        <w:rPr>
+          <w:color w:val="646464"/>
+          <w:sz w:val="18"/>
+        </w:rPr>
+        <w:t>Topic: Clinical Trials | Type: Talking Points</w:t>
+      </w:r>
+    </w:p>
+    <w:p>
+      <w:pPr>
+        <w:jc w:val="left"/>
+      </w:pPr>
+      <w:r>
+        <w:rPr>
+          <w:color w:val="646464"/>
+          <w:sz w:val="18"/>
+        </w:rPr>
+        <w:t>Created: 2024-12-06 | By: Richman, Michael (VACO)</w:t>
+      </w:r>
+    </w:p>
+    <w:p>
+      <w:pPr>
+        <w:jc w:val="left"/>
+      </w:pPr>
+      <w:r>
+        <w:rPr>
+          <w:color w:val="646464"/>
+          <w:sz w:val="18"/>
+        </w:rPr>
+        <w:t>Modified: 2024-12-06 | By: Richman, Michael (VACO)</w:t>
+      </w:r>
+    </w:p>
+    <w:p>
+      <w:pPr>
+        <w:jc w:val="left"/>
+      </w:pPr>
+      <w:r>
+        <w:rPr>
+          <w:color w:val="C8C8C8"/>
+          <w:sz w:val="16"/>
+        </w:rPr>
+        <w:t>────────────────────────────────────────────────────────────────────────────────</w:t>
+      </w:r>
+    </w:p>
+    <w:p>
+      <w:pPr>
+        <w:jc w:val="left"/>
+      </w:pPr>
+      <w:r/>
+    </w:p>
+    <w:p>
+      <w:pPr>
+        <w:jc w:val="left"/>
+      </w:pPr>
+      <w:r>
+        <w:rPr>
+          <w:color w:val="646464"/>
+          <w:sz w:val="18"/>
+        </w:rPr>
+        <w:t>Topic: Clinical Trials | Type: Talking Points</w:t>
+      </w:r>
+    </w:p>
+    <w:p>
+      <w:pPr>
+        <w:jc w:val="left"/>
+      </w:pPr>
+      <w:r>
+        <w:rPr>
+          <w:color w:val="646464"/>
+          <w:sz w:val="18"/>
+        </w:rPr>
+        <w:t>Created: 2024-12-06 | By: Richman, Michael (VACO)</w:t>
+      </w:r>
+    </w:p>
+    <w:p>
+      <w:pPr>
+        <w:jc w:val="left"/>
+      </w:pPr>
+      <w:r>
+        <w:rPr>
+          <w:color w:val="646464"/>
+          <w:sz w:val="18"/>
+        </w:rPr>
+        <w:t>Modified: 2024-12-06 | By: Richman, Michael (VACO)</w:t>
+      </w:r>
+    </w:p>
+    <w:p>
+      <w:pPr>
+        <w:jc w:val="left"/>
         <w:rPr>
           <w:sz w:val="28"/>
           <w:szCs w:val="28"/>
@@ -12,21 +126,10 @@
       </w:pPr>
       <w:r>
         <w:rPr>
-          <w:b/>
-          <w:bCs/>
-          <w:sz w:val="28"/>
-          <w:szCs w:val="28"/>
-        </w:rPr>
-        <w:t xml:space="preserve">VA IRB </w:t>
-      </w:r>
-      <w:r>
-        <w:rPr>
-          <w:b/>
-          <w:bCs/>
-          <w:sz w:val="28"/>
-          <w:szCs w:val="28"/>
-        </w:rPr>
-        <w:t>TALKING POINTS (Q&amp;A)</w:t>
+          <w:color w:val="C8C8C8"/>
+          <w:sz w:val="16"/>
+        </w:rPr>
+        <w:t>────────────────────────────────────────────────────────────────────────────────</w:t>
       </w:r>
     </w:p>
     <w:p>
@@ -43,15 +146,7 @@
           <w:u w:val="single"/>
         </w:rPr>
       </w:pPr>
-      <w:r>
-        <w:rPr>
-          <w:rFonts w:eastAsia="Times New Roman"/>
-          <w:sz w:val="24"/>
-          <w:szCs w:val="24"/>
-          <w:u w:val="single"/>
-        </w:rPr>
-        <w:t>What is the purpose of an IRB review?</w:t>
-      </w:r>
+      <w:r/>
     </w:p>
     <w:p>
       <w:pPr>
